--- a/data/sites/sales/Sales Playbooks/discovery-call-guide (edited copy).docx
+++ b/data/sites/sales/Sales Playbooks/discovery-call-guide (edited copy).docx
@@ -260,7 +260,7 @@
           <w:color w:val="808080"/>
           <w:sz w:val="16"/>
         </w:rPr>
-        <w:t>Page 1 of 12 | Sales &amp; Marketing Knowledge Hub | Sales Playbooks | SharePoint Online</w:t>
+        <w:t>Page 1 of 6 | Sales &amp; Marketing Knowledge Hub | Sales Playbooks | SharePoint Online</w:t>
       </w:r>
     </w:p>
     <w:p>
@@ -587,7 +587,7 @@
           <w:color w:val="808080"/>
           <w:sz w:val="16"/>
         </w:rPr>
-        <w:t>Page 2 of 12 | Sales &amp; Marketing Knowledge Hub | Sales Playbooks | SharePoint Online</w:t>
+        <w:t>Page 2 of 6 | Sales &amp; Marketing Knowledge Hub | Sales Playbooks | SharePoint Online</w:t>
       </w:r>
     </w:p>
     <w:p>
@@ -878,7 +878,7 @@
           <w:color w:val="808080"/>
           <w:sz w:val="16"/>
         </w:rPr>
-        <w:t>Page 3 of 12 | Sales &amp; Marketing Knowledge Hub | Sales Playbooks | SharePoint Online</w:t>
+        <w:t>Page 3 of 6 | Sales &amp; Marketing Knowledge Hub | Sales Playbooks | SharePoint Online</w:t>
       </w:r>
     </w:p>
     <w:p>
@@ -1205,7 +1205,7 @@
           <w:color w:val="808080"/>
           <w:sz w:val="16"/>
         </w:rPr>
-        <w:t>Page 4 of 12 | Sales &amp; Marketing Knowledge Hub | Sales Playbooks | SharePoint Online</w:t>
+        <w:t>Page 4 of 6 | Sales &amp; Marketing Knowledge Hub | Sales Playbooks | SharePoint Online</w:t>
       </w:r>
     </w:p>
     <w:p>
@@ -1496,7 +1496,7 @@
           <w:color w:val="808080"/>
           <w:sz w:val="16"/>
         </w:rPr>
-        <w:t>Page 5 of 12 | Sales &amp; Marketing Knowledge Hub | Sales Playbooks | SharePoint Online</w:t>
+        <w:t>Page 5 of 6 | Sales &amp; Marketing Knowledge Hub | Sales Playbooks | SharePoint Online</w:t>
       </w:r>
     </w:p>
     <w:p>
@@ -1509,12 +1509,12 @@
         <w:pStyle w:val="Heading1"/>
       </w:pPr>
       <w:r>
-        <w:t>Section 6: Standard Operating Procedures</w:t>
+        <w:t>Section 6: Appendix, Lineage &amp; Sign-off</w:t>
       </w:r>
     </w:p>
     <w:p>
       <w:r>
-        <w:t>Structured guide for running a first discovery call, including qualifying questions and the handoff criteria into a technical evaluation. Reviewed for current governance cycle. Section 6 (Standard Operating Procedures) applies to Sales Playbooks within Sales &amp; Marketing Knowledge Hub and is maintained by Marcus Lee. Provides step-by-step execution checklists, intake criteria, and verification gates.</w:t>
+        <w:t>Structured guide for running a first discovery call, including qualifying questions and the handoff criteria into a technical evaluation. Reviewed for current governance cycle. Section 6 (Appendix, Lineage &amp; Sign-off) applies to Sales Playbooks within Sales &amp; Marketing Knowledge Hub and is maintained by Marcus Lee. Records document lineage, governance metadata, version history, and owner sign-off.</w:t>
       </w:r>
     </w:p>
     <w:p>
@@ -1823,1861 +1823,7 @@
           <w:color w:val="808080"/>
           <w:sz w:val="16"/>
         </w:rPr>
-        <w:t>Page 6 of 12 | Sales &amp; Marketing Knowledge Hub | Sales Playbooks | SharePoint Online</w:t>
-      </w:r>
-    </w:p>
-    <w:p>
-      <w:r>
-        <w:br w:type="page"/>
-      </w:r>
-    </w:p>
-    <w:p>
-      <w:pPr>
-        <w:pStyle w:val="Heading1"/>
-      </w:pPr>
-      <w:r>
-        <w:t>Section 7: Risk Register &amp; Mitigations</w:t>
-      </w:r>
-    </w:p>
-    <w:p>
-      <w:r>
-        <w:t>Structured guide for running a first discovery call, including qualifying questions and the handoff criteria into a technical evaluation. Reviewed for current governance cycle. Section 7 (Risk Register &amp; Mitigations) applies to Sales Playbooks within Sales &amp; Marketing Knowledge Hub and is maintained by Marcus Lee. Catalogs operational, compliance, and delivery risks alongside preventive mitigations.</w:t>
-      </w:r>
-    </w:p>
-    <w:p>
-      <w:r>
-        <w:t>Operational requirement 7.1: Document discovery notes in the CRM within one business day of the call. Secondary control 7.2: Deals without a confirmed economic buyer by discovery end are flagged for coaching.</w:t>
-      </w:r>
-    </w:p>
-    <w:p>
-      <w:pPr>
-        <w:pStyle w:val="ListBullet"/>
-      </w:pPr>
-      <w:r>
-        <w:t>Document discovery notes in the CRM within one business day of the call.</w:t>
-      </w:r>
-    </w:p>
-    <w:p>
-      <w:pPr>
-        <w:pStyle w:val="ListBullet"/>
-      </w:pPr>
-      <w:r>
-        <w:t>Deals without a confirmed economic buyer by discovery end are flagged for coaching.</w:t>
-      </w:r>
-    </w:p>
-    <w:p>
-      <w:pPr>
-        <w:pStyle w:val="ListBullet"/>
-      </w:pPr>
-      <w:r>
-        <w:t>Section 7 review cadence is tracked by Marcus Lee under Sales Playbooks governance.</w:t>
-      </w:r>
-    </w:p>
-    <w:tbl>
-      <w:tblPr>
-        <w:tblStyle w:val="LightGrid-Accent1"/>
-        <w:tblW w:type="auto" w:w="0"/>
-        <w:tblLook w:firstColumn="1" w:firstRow="1" w:lastColumn="0" w:lastRow="0" w:noHBand="0" w:noVBand="1" w:val="04A0"/>
-      </w:tblPr>
-      <w:tblGrid>
-        <w:gridCol w:w="2160"/>
-        <w:gridCol w:w="2160"/>
-        <w:gridCol w:w="2160"/>
-        <w:gridCol w:w="2160"/>
-      </w:tblGrid>
-      <w:tr>
-        <w:tc>
-          <w:tcPr>
-            <w:tcW w:type="dxa" w:w="2160"/>
-          </w:tcPr>
-          <w:p>
-            <w:r>
-              <w:rPr>
-                <w:b/>
-              </w:rPr>
-              <w:t>Control Area</w:t>
-            </w:r>
-          </w:p>
-        </w:tc>
-        <w:tc>
-          <w:tcPr>
-            <w:tcW w:type="dxa" w:w="2160"/>
-          </w:tcPr>
-          <w:p>
-            <w:r>
-              <w:rPr>
-                <w:b/>
-              </w:rPr>
-              <w:t>Owner</w:t>
-            </w:r>
-          </w:p>
-        </w:tc>
-        <w:tc>
-          <w:tcPr>
-            <w:tcW w:type="dxa" w:w="2160"/>
-          </w:tcPr>
-          <w:p>
-            <w:r>
-              <w:rPr>
-                <w:b/>
-              </w:rPr>
-              <w:t>Target SLA</w:t>
-            </w:r>
-          </w:p>
-        </w:tc>
-        <w:tc>
-          <w:tcPr>
-            <w:tcW w:type="dxa" w:w="2160"/>
-          </w:tcPr>
-          <w:p>
-            <w:r>
-              <w:rPr>
-                <w:b/>
-              </w:rPr>
-              <w:t>Verification Status</w:t>
-            </w:r>
-          </w:p>
-        </w:tc>
-      </w:tr>
-      <w:tr>
-        <w:tc>
-          <w:tcPr>
-            <w:tcW w:type="dxa" w:w="2160"/>
-          </w:tcPr>
-          <w:p>
-            <w:r>
-              <w:t>Sales Playbooks</w:t>
-            </w:r>
-          </w:p>
-        </w:tc>
-        <w:tc>
-          <w:tcPr>
-            <w:tcW w:type="dxa" w:w="2160"/>
-          </w:tcPr>
-          <w:p>
-            <w:r>
-              <w:t>Marcus Lee</w:t>
-            </w:r>
-          </w:p>
-        </w:tc>
-        <w:tc>
-          <w:tcPr>
-            <w:tcW w:type="dxa" w:w="2160"/>
-          </w:tcPr>
-          <w:p>
-            <w:r>
-              <w:t>5 business days</w:t>
-            </w:r>
-          </w:p>
-        </w:tc>
-        <w:tc>
-          <w:tcPr>
-            <w:tcW w:type="dxa" w:w="2160"/>
-          </w:tcPr>
-          <w:p>
-            <w:r>
-              <w:t>Verified</w:t>
-            </w:r>
-          </w:p>
-        </w:tc>
-      </w:tr>
-      <w:tr>
-        <w:tc>
-          <w:tcPr>
-            <w:tcW w:type="dxa" w:w="2160"/>
-          </w:tcPr>
-          <w:p>
-            <w:r>
-              <w:t>Discovery Call Guide Gate 1</w:t>
-            </w:r>
-          </w:p>
-        </w:tc>
-        <w:tc>
-          <w:tcPr>
-            <w:tcW w:type="dxa" w:w="2160"/>
-          </w:tcPr>
-          <w:p>
-            <w:r>
-              <w:t>Marcus Lee</w:t>
-            </w:r>
-          </w:p>
-        </w:tc>
-        <w:tc>
-          <w:tcPr>
-            <w:tcW w:type="dxa" w:w="2160"/>
-          </w:tcPr>
-          <w:p>
-            <w:r>
-              <w:t>3 business days</w:t>
-            </w:r>
-          </w:p>
-        </w:tc>
-        <w:tc>
-          <w:tcPr>
-            <w:tcW w:type="dxa" w:w="2160"/>
-          </w:tcPr>
-          <w:p>
-            <w:r>
-              <w:t>Active</w:t>
-            </w:r>
-          </w:p>
-        </w:tc>
-      </w:tr>
-      <w:tr>
-        <w:tc>
-          <w:tcPr>
-            <w:tcW w:type="dxa" w:w="2160"/>
-          </w:tcPr>
-          <w:p>
-            <w:r>
-              <w:t>Discovery Call Guide Gate 2</w:t>
-            </w:r>
-          </w:p>
-        </w:tc>
-        <w:tc>
-          <w:tcPr>
-            <w:tcW w:type="dxa" w:w="2160"/>
-          </w:tcPr>
-          <w:p>
-            <w:r>
-              <w:t>Marcus Lee</w:t>
-            </w:r>
-          </w:p>
-        </w:tc>
-        <w:tc>
-          <w:tcPr>
-            <w:tcW w:type="dxa" w:w="2160"/>
-          </w:tcPr>
-          <w:p>
-            <w:r>
-              <w:t>10 business days</w:t>
-            </w:r>
-          </w:p>
-        </w:tc>
-        <w:tc>
-          <w:tcPr>
-            <w:tcW w:type="dxa" w:w="2160"/>
-          </w:tcPr>
-          <w:p>
-            <w:r>
-              <w:t>Monitored</w:t>
-            </w:r>
-          </w:p>
-        </w:tc>
-      </w:tr>
-      <w:tr>
-        <w:tc>
-          <w:tcPr>
-            <w:tcW w:type="dxa" w:w="2160"/>
-          </w:tcPr>
-          <w:p>
-            <w:r>
-              <w:t>Sec-7</w:t>
-            </w:r>
-          </w:p>
-        </w:tc>
-        <w:tc>
-          <w:tcPr>
-            <w:tcW w:type="dxa" w:w="2160"/>
-          </w:tcPr>
-          <w:p>
-            <w:r>
-              <w:t>Marcus Lee</w:t>
-            </w:r>
-          </w:p>
-        </w:tc>
-        <w:tc>
-          <w:tcPr>
-            <w:tcW w:type="dxa" w:w="2160"/>
-          </w:tcPr>
-          <w:p>
-            <w:r>
-              <w:t>5 business days</w:t>
-            </w:r>
-          </w:p>
-        </w:tc>
-        <w:tc>
-          <w:tcPr>
-            <w:tcW w:type="dxa" w:w="2160"/>
-          </w:tcPr>
-          <w:p>
-            <w:r>
-              <w:t>Stage 7 Verified</w:t>
-            </w:r>
-          </w:p>
-        </w:tc>
-      </w:tr>
-    </w:tbl>
-    <w:p>
-      <w:r>
-        <w:rPr>
-          <w:color w:val="808080"/>
-          <w:sz w:val="16"/>
-        </w:rPr>
-        <w:t>Page 7 of 12 | Sales &amp; Marketing Knowledge Hub | Sales Playbooks | SharePoint Online</w:t>
-      </w:r>
-    </w:p>
-    <w:p>
-      <w:r>
-        <w:br w:type="page"/>
-      </w:r>
-    </w:p>
-    <w:p>
-      <w:pPr>
-        <w:pStyle w:val="Heading1"/>
-      </w:pPr>
-      <w:r>
-        <w:t>Section 8: Quality Assurance &amp; Audits</w:t>
-      </w:r>
-    </w:p>
-    <w:p>
-      <w:r>
-        <w:t>Structured guide for running a first discovery call, including qualifying questions and the handoff criteria into a technical evaluation. Reviewed for current governance cycle. Section 8 (Quality Assurance &amp; Audits) applies to Sales Playbooks within Sales &amp; Marketing Knowledge Hub and is maintained by Marcus Lee. Specifies sampling frequencies, inspection tolerances, and nonconformance workflows.</w:t>
-      </w:r>
-    </w:p>
-    <w:p>
-      <w:r>
-        <w:t>Operational requirement 8.1: Deals without a confirmed economic buyer by discovery end are flagged for coaching. Secondary control 8.2: Open with business context before diving into current tooling or pain points.</w:t>
-      </w:r>
-    </w:p>
-    <w:p>
-      <w:pPr>
-        <w:pStyle w:val="ListBullet"/>
-      </w:pPr>
-      <w:r>
-        <w:t>Deals without a confirmed economic buyer by discovery end are flagged for coaching.</w:t>
-      </w:r>
-    </w:p>
-    <w:p>
-      <w:pPr>
-        <w:pStyle w:val="ListBullet"/>
-      </w:pPr>
-      <w:r>
-        <w:t>Open with business context before diving into current tooling or pain points.</w:t>
-      </w:r>
-    </w:p>
-    <w:p>
-      <w:pPr>
-        <w:pStyle w:val="ListBullet"/>
-      </w:pPr>
-      <w:r>
-        <w:t>Section 8 review cadence is tracked by Marcus Lee under Sales Playbooks governance.</w:t>
-      </w:r>
-    </w:p>
-    <w:tbl>
-      <w:tblPr>
-        <w:tblStyle w:val="LightGrid-Accent1"/>
-        <w:tblW w:type="auto" w:w="0"/>
-        <w:tblLook w:firstColumn="1" w:firstRow="1" w:lastColumn="0" w:lastRow="0" w:noHBand="0" w:noVBand="1" w:val="04A0"/>
-      </w:tblPr>
-      <w:tblGrid>
-        <w:gridCol w:w="2160"/>
-        <w:gridCol w:w="2160"/>
-        <w:gridCol w:w="2160"/>
-        <w:gridCol w:w="2160"/>
-      </w:tblGrid>
-      <w:tr>
-        <w:tc>
-          <w:tcPr>
-            <w:tcW w:type="dxa" w:w="2160"/>
-          </w:tcPr>
-          <w:p>
-            <w:r>
-              <w:rPr>
-                <w:b/>
-              </w:rPr>
-              <w:t>Control Area</w:t>
-            </w:r>
-          </w:p>
-        </w:tc>
-        <w:tc>
-          <w:tcPr>
-            <w:tcW w:type="dxa" w:w="2160"/>
-          </w:tcPr>
-          <w:p>
-            <w:r>
-              <w:rPr>
-                <w:b/>
-              </w:rPr>
-              <w:t>Owner</w:t>
-            </w:r>
-          </w:p>
-        </w:tc>
-        <w:tc>
-          <w:tcPr>
-            <w:tcW w:type="dxa" w:w="2160"/>
-          </w:tcPr>
-          <w:p>
-            <w:r>
-              <w:rPr>
-                <w:b/>
-              </w:rPr>
-              <w:t>Target SLA</w:t>
-            </w:r>
-          </w:p>
-        </w:tc>
-        <w:tc>
-          <w:tcPr>
-            <w:tcW w:type="dxa" w:w="2160"/>
-          </w:tcPr>
-          <w:p>
-            <w:r>
-              <w:rPr>
-                <w:b/>
-              </w:rPr>
-              <w:t>Verification Status</w:t>
-            </w:r>
-          </w:p>
-        </w:tc>
-      </w:tr>
-      <w:tr>
-        <w:tc>
-          <w:tcPr>
-            <w:tcW w:type="dxa" w:w="2160"/>
-          </w:tcPr>
-          <w:p>
-            <w:r>
-              <w:t>Sales Playbooks</w:t>
-            </w:r>
-          </w:p>
-        </w:tc>
-        <w:tc>
-          <w:tcPr>
-            <w:tcW w:type="dxa" w:w="2160"/>
-          </w:tcPr>
-          <w:p>
-            <w:r>
-              <w:t>Marcus Lee</w:t>
-            </w:r>
-          </w:p>
-        </w:tc>
-        <w:tc>
-          <w:tcPr>
-            <w:tcW w:type="dxa" w:w="2160"/>
-          </w:tcPr>
-          <w:p>
-            <w:r>
-              <w:t>5 business days</w:t>
-            </w:r>
-          </w:p>
-        </w:tc>
-        <w:tc>
-          <w:tcPr>
-            <w:tcW w:type="dxa" w:w="2160"/>
-          </w:tcPr>
-          <w:p>
-            <w:r>
-              <w:t>Verified</w:t>
-            </w:r>
-          </w:p>
-        </w:tc>
-      </w:tr>
-      <w:tr>
-        <w:tc>
-          <w:tcPr>
-            <w:tcW w:type="dxa" w:w="2160"/>
-          </w:tcPr>
-          <w:p>
-            <w:r>
-              <w:t>Discovery Call Guide Gate 1</w:t>
-            </w:r>
-          </w:p>
-        </w:tc>
-        <w:tc>
-          <w:tcPr>
-            <w:tcW w:type="dxa" w:w="2160"/>
-          </w:tcPr>
-          <w:p>
-            <w:r>
-              <w:t>Marcus Lee</w:t>
-            </w:r>
-          </w:p>
-        </w:tc>
-        <w:tc>
-          <w:tcPr>
-            <w:tcW w:type="dxa" w:w="2160"/>
-          </w:tcPr>
-          <w:p>
-            <w:r>
-              <w:t>3 business days</w:t>
-            </w:r>
-          </w:p>
-        </w:tc>
-        <w:tc>
-          <w:tcPr>
-            <w:tcW w:type="dxa" w:w="2160"/>
-          </w:tcPr>
-          <w:p>
-            <w:r>
-              <w:t>Active</w:t>
-            </w:r>
-          </w:p>
-        </w:tc>
-      </w:tr>
-      <w:tr>
-        <w:tc>
-          <w:tcPr>
-            <w:tcW w:type="dxa" w:w="2160"/>
-          </w:tcPr>
-          <w:p>
-            <w:r>
-              <w:t>Discovery Call Guide Gate 2</w:t>
-            </w:r>
-          </w:p>
-        </w:tc>
-        <w:tc>
-          <w:tcPr>
-            <w:tcW w:type="dxa" w:w="2160"/>
-          </w:tcPr>
-          <w:p>
-            <w:r>
-              <w:t>Marcus Lee</w:t>
-            </w:r>
-          </w:p>
-        </w:tc>
-        <w:tc>
-          <w:tcPr>
-            <w:tcW w:type="dxa" w:w="2160"/>
-          </w:tcPr>
-          <w:p>
-            <w:r>
-              <w:t>10 business days</w:t>
-            </w:r>
-          </w:p>
-        </w:tc>
-        <w:tc>
-          <w:tcPr>
-            <w:tcW w:type="dxa" w:w="2160"/>
-          </w:tcPr>
-          <w:p>
-            <w:r>
-              <w:t>Monitored</w:t>
-            </w:r>
-          </w:p>
-        </w:tc>
-      </w:tr>
-      <w:tr>
-        <w:tc>
-          <w:tcPr>
-            <w:tcW w:type="dxa" w:w="2160"/>
-          </w:tcPr>
-          <w:p>
-            <w:r>
-              <w:t>Sec-8</w:t>
-            </w:r>
-          </w:p>
-        </w:tc>
-        <w:tc>
-          <w:tcPr>
-            <w:tcW w:type="dxa" w:w="2160"/>
-          </w:tcPr>
-          <w:p>
-            <w:r>
-              <w:t>Marcus Lee</w:t>
-            </w:r>
-          </w:p>
-        </w:tc>
-        <w:tc>
-          <w:tcPr>
-            <w:tcW w:type="dxa" w:w="2160"/>
-          </w:tcPr>
-          <w:p>
-            <w:r>
-              <w:t>3 business days</w:t>
-            </w:r>
-          </w:p>
-        </w:tc>
-        <w:tc>
-          <w:tcPr>
-            <w:tcW w:type="dxa" w:w="2160"/>
-          </w:tcPr>
-          <w:p>
-            <w:r>
-              <w:t>Stage 8 Verified</w:t>
-            </w:r>
-          </w:p>
-        </w:tc>
-      </w:tr>
-    </w:tbl>
-    <w:p>
-      <w:r>
-        <w:drawing>
-          <wp:inline xmlns:a="http://schemas.openxmlformats.org/drawingml/2006/main" xmlns:pic="http://schemas.openxmlformats.org/drawingml/2006/picture">
-            <wp:extent cx="5303520" cy="1744579"/>
-            <wp:docPr id="4" name="Picture 4"/>
-            <wp:cNvGraphicFramePr>
-              <a:graphicFrameLocks noChangeAspect="1"/>
-            </wp:cNvGraphicFramePr>
-            <a:graphic>
-              <a:graphicData uri="http://schemas.openxmlformats.org/drawingml/2006/picture">
-                <pic:pic>
-                  <pic:nvPicPr>
-                    <pic:cNvPr id="0" name="image.png"/>
-                    <pic:cNvPicPr/>
-                  </pic:nvPicPr>
-                  <pic:blipFill>
-                    <a:blip r:embed="rId10"/>
-                    <a:stretch>
-                      <a:fillRect/>
-                    </a:stretch>
-                  </pic:blipFill>
-                  <pic:spPr>
-                    <a:xfrm>
-                      <a:off x="0" y="0"/>
-                      <a:ext cx="5303520" cy="1744579"/>
-                    </a:xfrm>
-                    <a:prstGeom prst="rect"/>
-                  </pic:spPr>
-                </pic:pic>
-              </a:graphicData>
-            </a:graphic>
-          </wp:inline>
-        </w:drawing>
-      </w:r>
-    </w:p>
-    <w:p>
-      <w:r>
-        <w:rPr>
-          <w:color w:val="808080"/>
-          <w:sz w:val="16"/>
-        </w:rPr>
-        <w:t>Page 8 of 12 | Sales &amp; Marketing Knowledge Hub | Sales Playbooks | SharePoint Online</w:t>
-      </w:r>
-    </w:p>
-    <w:p>
-      <w:r>
-        <w:br w:type="page"/>
-      </w:r>
-    </w:p>
-    <w:p>
-      <w:pPr>
-        <w:pStyle w:val="Heading1"/>
-      </w:pPr>
-      <w:r>
-        <w:t>Section 9: Exception Handling &amp; Escalations</w:t>
-      </w:r>
-    </w:p>
-    <w:p>
-      <w:r>
-        <w:t>Structured guide for running a first discovery call, including qualifying questions and the handoff criteria into a technical evaluation. Reviewed for current governance cycle. Section 9 (Exception Handling &amp; Escalations) applies to Sales Playbooks within Sales &amp; Marketing Knowledge Hub and is maintained by Marcus Lee. Outlines severity tiers, response SLAs, and cross-functional escalation paths.</w:t>
-      </w:r>
-    </w:p>
-    <w:p>
-      <w:r>
-        <w:t>Operational requirement 9.1: Open with business context before diving into current tooling or pain points. Secondary control 9.2: Qualify budget, timeline, and decision process before scheduling a technical demo.</w:t>
-      </w:r>
-    </w:p>
-    <w:p>
-      <w:pPr>
-        <w:pStyle w:val="ListBullet"/>
-      </w:pPr>
-      <w:r>
-        <w:t>Open with business context before diving into current tooling or pain points.</w:t>
-      </w:r>
-    </w:p>
-    <w:p>
-      <w:pPr>
-        <w:pStyle w:val="ListBullet"/>
-      </w:pPr>
-      <w:r>
-        <w:t>Qualify budget, timeline, and decision process before scheduling a technical demo.</w:t>
-      </w:r>
-    </w:p>
-    <w:p>
-      <w:pPr>
-        <w:pStyle w:val="ListBullet"/>
-      </w:pPr>
-      <w:r>
-        <w:t>Section 9 review cadence is tracked by Marcus Lee under Sales Playbooks governance.</w:t>
-      </w:r>
-    </w:p>
-    <w:tbl>
-      <w:tblPr>
-        <w:tblStyle w:val="LightGrid-Accent1"/>
-        <w:tblW w:type="auto" w:w="0"/>
-        <w:tblLook w:firstColumn="1" w:firstRow="1" w:lastColumn="0" w:lastRow="0" w:noHBand="0" w:noVBand="1" w:val="04A0"/>
-      </w:tblPr>
-      <w:tblGrid>
-        <w:gridCol w:w="2160"/>
-        <w:gridCol w:w="2160"/>
-        <w:gridCol w:w="2160"/>
-        <w:gridCol w:w="2160"/>
-      </w:tblGrid>
-      <w:tr>
-        <w:tc>
-          <w:tcPr>
-            <w:tcW w:type="dxa" w:w="2160"/>
-          </w:tcPr>
-          <w:p>
-            <w:r>
-              <w:rPr>
-                <w:b/>
-              </w:rPr>
-              <w:t>Control Area</w:t>
-            </w:r>
-          </w:p>
-        </w:tc>
-        <w:tc>
-          <w:tcPr>
-            <w:tcW w:type="dxa" w:w="2160"/>
-          </w:tcPr>
-          <w:p>
-            <w:r>
-              <w:rPr>
-                <w:b/>
-              </w:rPr>
-              <w:t>Owner</w:t>
-            </w:r>
-          </w:p>
-        </w:tc>
-        <w:tc>
-          <w:tcPr>
-            <w:tcW w:type="dxa" w:w="2160"/>
-          </w:tcPr>
-          <w:p>
-            <w:r>
-              <w:rPr>
-                <w:b/>
-              </w:rPr>
-              <w:t>Target SLA</w:t>
-            </w:r>
-          </w:p>
-        </w:tc>
-        <w:tc>
-          <w:tcPr>
-            <w:tcW w:type="dxa" w:w="2160"/>
-          </w:tcPr>
-          <w:p>
-            <w:r>
-              <w:rPr>
-                <w:b/>
-              </w:rPr>
-              <w:t>Verification Status</w:t>
-            </w:r>
-          </w:p>
-        </w:tc>
-      </w:tr>
-      <w:tr>
-        <w:tc>
-          <w:tcPr>
-            <w:tcW w:type="dxa" w:w="2160"/>
-          </w:tcPr>
-          <w:p>
-            <w:r>
-              <w:t>Sales Playbooks</w:t>
-            </w:r>
-          </w:p>
-        </w:tc>
-        <w:tc>
-          <w:tcPr>
-            <w:tcW w:type="dxa" w:w="2160"/>
-          </w:tcPr>
-          <w:p>
-            <w:r>
-              <w:t>Marcus Lee</w:t>
-            </w:r>
-          </w:p>
-        </w:tc>
-        <w:tc>
-          <w:tcPr>
-            <w:tcW w:type="dxa" w:w="2160"/>
-          </w:tcPr>
-          <w:p>
-            <w:r>
-              <w:t>5 business days</w:t>
-            </w:r>
-          </w:p>
-        </w:tc>
-        <w:tc>
-          <w:tcPr>
-            <w:tcW w:type="dxa" w:w="2160"/>
-          </w:tcPr>
-          <w:p>
-            <w:r>
-              <w:t>Verified</w:t>
-            </w:r>
-          </w:p>
-        </w:tc>
-      </w:tr>
-      <w:tr>
-        <w:tc>
-          <w:tcPr>
-            <w:tcW w:type="dxa" w:w="2160"/>
-          </w:tcPr>
-          <w:p>
-            <w:r>
-              <w:t>Discovery Call Guide Gate 1</w:t>
-            </w:r>
-          </w:p>
-        </w:tc>
-        <w:tc>
-          <w:tcPr>
-            <w:tcW w:type="dxa" w:w="2160"/>
-          </w:tcPr>
-          <w:p>
-            <w:r>
-              <w:t>Marcus Lee</w:t>
-            </w:r>
-          </w:p>
-        </w:tc>
-        <w:tc>
-          <w:tcPr>
-            <w:tcW w:type="dxa" w:w="2160"/>
-          </w:tcPr>
-          <w:p>
-            <w:r>
-              <w:t>3 business days</w:t>
-            </w:r>
-          </w:p>
-        </w:tc>
-        <w:tc>
-          <w:tcPr>
-            <w:tcW w:type="dxa" w:w="2160"/>
-          </w:tcPr>
-          <w:p>
-            <w:r>
-              <w:t>Active</w:t>
-            </w:r>
-          </w:p>
-        </w:tc>
-      </w:tr>
-      <w:tr>
-        <w:tc>
-          <w:tcPr>
-            <w:tcW w:type="dxa" w:w="2160"/>
-          </w:tcPr>
-          <w:p>
-            <w:r>
-              <w:t>Discovery Call Guide Gate 2</w:t>
-            </w:r>
-          </w:p>
-        </w:tc>
-        <w:tc>
-          <w:tcPr>
-            <w:tcW w:type="dxa" w:w="2160"/>
-          </w:tcPr>
-          <w:p>
-            <w:r>
-              <w:t>Marcus Lee</w:t>
-            </w:r>
-          </w:p>
-        </w:tc>
-        <w:tc>
-          <w:tcPr>
-            <w:tcW w:type="dxa" w:w="2160"/>
-          </w:tcPr>
-          <w:p>
-            <w:r>
-              <w:t>10 business days</w:t>
-            </w:r>
-          </w:p>
-        </w:tc>
-        <w:tc>
-          <w:tcPr>
-            <w:tcW w:type="dxa" w:w="2160"/>
-          </w:tcPr>
-          <w:p>
-            <w:r>
-              <w:t>Monitored</w:t>
-            </w:r>
-          </w:p>
-        </w:tc>
-      </w:tr>
-      <w:tr>
-        <w:tc>
-          <w:tcPr>
-            <w:tcW w:type="dxa" w:w="2160"/>
-          </w:tcPr>
-          <w:p>
-            <w:r>
-              <w:t>Sec-9</w:t>
-            </w:r>
-          </w:p>
-        </w:tc>
-        <w:tc>
-          <w:tcPr>
-            <w:tcW w:type="dxa" w:w="2160"/>
-          </w:tcPr>
-          <w:p>
-            <w:r>
-              <w:t>Marcus Lee</w:t>
-            </w:r>
-          </w:p>
-        </w:tc>
-        <w:tc>
-          <w:tcPr>
-            <w:tcW w:type="dxa" w:w="2160"/>
-          </w:tcPr>
-          <w:p>
-            <w:r>
-              <w:t>10 business days</w:t>
-            </w:r>
-          </w:p>
-        </w:tc>
-        <w:tc>
-          <w:tcPr>
-            <w:tcW w:type="dxa" w:w="2160"/>
-          </w:tcPr>
-          <w:p>
-            <w:r>
-              <w:t>Stage 9 Verified</w:t>
-            </w:r>
-          </w:p>
-        </w:tc>
-      </w:tr>
-    </w:tbl>
-    <w:p>
-      <w:r>
-        <w:drawing>
-          <wp:inline xmlns:a="http://schemas.openxmlformats.org/drawingml/2006/main" xmlns:pic="http://schemas.openxmlformats.org/drawingml/2006/picture">
-            <wp:extent cx="5303520" cy="1744579"/>
-            <wp:docPr id="5" name="Picture 5"/>
-            <wp:cNvGraphicFramePr>
-              <a:graphicFrameLocks noChangeAspect="1"/>
-            </wp:cNvGraphicFramePr>
-            <a:graphic>
-              <a:graphicData uri="http://schemas.openxmlformats.org/drawingml/2006/picture">
-                <pic:pic>
-                  <pic:nvPicPr>
-                    <pic:cNvPr id="0" name="image.png"/>
-                    <pic:cNvPicPr/>
-                  </pic:nvPicPr>
-                  <pic:blipFill>
-                    <a:blip r:embed="rId9"/>
-                    <a:stretch>
-                      <a:fillRect/>
-                    </a:stretch>
-                  </pic:blipFill>
-                  <pic:spPr>
-                    <a:xfrm>
-                      <a:off x="0" y="0"/>
-                      <a:ext cx="5303520" cy="1744579"/>
-                    </a:xfrm>
-                    <a:prstGeom prst="rect"/>
-                  </pic:spPr>
-                </pic:pic>
-              </a:graphicData>
-            </a:graphic>
-          </wp:inline>
-        </w:drawing>
-      </w:r>
-    </w:p>
-    <w:p>
-      <w:r>
-        <w:rPr>
-          <w:color w:val="808080"/>
-          <w:sz w:val="16"/>
-        </w:rPr>
-        <w:t>Page 9 of 12 | Sales &amp; Marketing Knowledge Hub | Sales Playbooks | SharePoint Online</w:t>
-      </w:r>
-    </w:p>
-    <w:p>
-      <w:r>
-        <w:br w:type="page"/>
-      </w:r>
-    </w:p>
-    <w:p>
-      <w:pPr>
-        <w:pStyle w:val="Heading1"/>
-      </w:pPr>
-      <w:r>
-        <w:t>Section 10: Cross-Functional Dependencies</w:t>
-      </w:r>
-    </w:p>
-    <w:p>
-      <w:r>
-        <w:t>Structured guide for running a first discovery call, including qualifying questions and the handoff criteria into a technical evaluation. Reviewed for current governance cycle. Section 10 (Cross-Functional Dependencies) applies to Sales Playbooks within Sales &amp; Marketing Knowledge Hub and is maintained by Marcus Lee. Documents upstream and downstream team dependencies and service-level commitments.</w:t>
-      </w:r>
-    </w:p>
-    <w:p>
-      <w:r>
-        <w:t>Operational requirement 10.1: Qualify budget, timeline, and decision process before scheduling a technical demo. Secondary control 10.2: Document discovery notes in the CRM within one business day of the call.</w:t>
-      </w:r>
-    </w:p>
-    <w:p>
-      <w:pPr>
-        <w:pStyle w:val="ListBullet"/>
-      </w:pPr>
-      <w:r>
-        <w:t>Qualify budget, timeline, and decision process before scheduling a technical demo.</w:t>
-      </w:r>
-    </w:p>
-    <w:p>
-      <w:pPr>
-        <w:pStyle w:val="ListBullet"/>
-      </w:pPr>
-      <w:r>
-        <w:t>Document discovery notes in the CRM within one business day of the call.</w:t>
-      </w:r>
-    </w:p>
-    <w:p>
-      <w:pPr>
-        <w:pStyle w:val="ListBullet"/>
-      </w:pPr>
-      <w:r>
-        <w:t>Section 10 review cadence is tracked by Marcus Lee under Sales Playbooks governance.</w:t>
-      </w:r>
-    </w:p>
-    <w:tbl>
-      <w:tblPr>
-        <w:tblStyle w:val="LightGrid-Accent1"/>
-        <w:tblW w:type="auto" w:w="0"/>
-        <w:tblLook w:firstColumn="1" w:firstRow="1" w:lastColumn="0" w:lastRow="0" w:noHBand="0" w:noVBand="1" w:val="04A0"/>
-      </w:tblPr>
-      <w:tblGrid>
-        <w:gridCol w:w="2160"/>
-        <w:gridCol w:w="2160"/>
-        <w:gridCol w:w="2160"/>
-        <w:gridCol w:w="2160"/>
-      </w:tblGrid>
-      <w:tr>
-        <w:tc>
-          <w:tcPr>
-            <w:tcW w:type="dxa" w:w="2160"/>
-          </w:tcPr>
-          <w:p>
-            <w:r>
-              <w:rPr>
-                <w:b/>
-              </w:rPr>
-              <w:t>Control Area</w:t>
-            </w:r>
-          </w:p>
-        </w:tc>
-        <w:tc>
-          <w:tcPr>
-            <w:tcW w:type="dxa" w:w="2160"/>
-          </w:tcPr>
-          <w:p>
-            <w:r>
-              <w:rPr>
-                <w:b/>
-              </w:rPr>
-              <w:t>Owner</w:t>
-            </w:r>
-          </w:p>
-        </w:tc>
-        <w:tc>
-          <w:tcPr>
-            <w:tcW w:type="dxa" w:w="2160"/>
-          </w:tcPr>
-          <w:p>
-            <w:r>
-              <w:rPr>
-                <w:b/>
-              </w:rPr>
-              <w:t>Target SLA</w:t>
-            </w:r>
-          </w:p>
-        </w:tc>
-        <w:tc>
-          <w:tcPr>
-            <w:tcW w:type="dxa" w:w="2160"/>
-          </w:tcPr>
-          <w:p>
-            <w:r>
-              <w:rPr>
-                <w:b/>
-              </w:rPr>
-              <w:t>Verification Status</w:t>
-            </w:r>
-          </w:p>
-        </w:tc>
-      </w:tr>
-      <w:tr>
-        <w:tc>
-          <w:tcPr>
-            <w:tcW w:type="dxa" w:w="2160"/>
-          </w:tcPr>
-          <w:p>
-            <w:r>
-              <w:t>Sales Playbooks</w:t>
-            </w:r>
-          </w:p>
-        </w:tc>
-        <w:tc>
-          <w:tcPr>
-            <w:tcW w:type="dxa" w:w="2160"/>
-          </w:tcPr>
-          <w:p>
-            <w:r>
-              <w:t>Marcus Lee</w:t>
-            </w:r>
-          </w:p>
-        </w:tc>
-        <w:tc>
-          <w:tcPr>
-            <w:tcW w:type="dxa" w:w="2160"/>
-          </w:tcPr>
-          <w:p>
-            <w:r>
-              <w:t>5 business days</w:t>
-            </w:r>
-          </w:p>
-        </w:tc>
-        <w:tc>
-          <w:tcPr>
-            <w:tcW w:type="dxa" w:w="2160"/>
-          </w:tcPr>
-          <w:p>
-            <w:r>
-              <w:t>Verified</w:t>
-            </w:r>
-          </w:p>
-        </w:tc>
-      </w:tr>
-      <w:tr>
-        <w:tc>
-          <w:tcPr>
-            <w:tcW w:type="dxa" w:w="2160"/>
-          </w:tcPr>
-          <w:p>
-            <w:r>
-              <w:t>Discovery Call Guide Gate 1</w:t>
-            </w:r>
-          </w:p>
-        </w:tc>
-        <w:tc>
-          <w:tcPr>
-            <w:tcW w:type="dxa" w:w="2160"/>
-          </w:tcPr>
-          <w:p>
-            <w:r>
-              <w:t>Marcus Lee</w:t>
-            </w:r>
-          </w:p>
-        </w:tc>
-        <w:tc>
-          <w:tcPr>
-            <w:tcW w:type="dxa" w:w="2160"/>
-          </w:tcPr>
-          <w:p>
-            <w:r>
-              <w:t>3 business days</w:t>
-            </w:r>
-          </w:p>
-        </w:tc>
-        <w:tc>
-          <w:tcPr>
-            <w:tcW w:type="dxa" w:w="2160"/>
-          </w:tcPr>
-          <w:p>
-            <w:r>
-              <w:t>Active</w:t>
-            </w:r>
-          </w:p>
-        </w:tc>
-      </w:tr>
-      <w:tr>
-        <w:tc>
-          <w:tcPr>
-            <w:tcW w:type="dxa" w:w="2160"/>
-          </w:tcPr>
-          <w:p>
-            <w:r>
-              <w:t>Discovery Call Guide Gate 2</w:t>
-            </w:r>
-          </w:p>
-        </w:tc>
-        <w:tc>
-          <w:tcPr>
-            <w:tcW w:type="dxa" w:w="2160"/>
-          </w:tcPr>
-          <w:p>
-            <w:r>
-              <w:t>Marcus Lee</w:t>
-            </w:r>
-          </w:p>
-        </w:tc>
-        <w:tc>
-          <w:tcPr>
-            <w:tcW w:type="dxa" w:w="2160"/>
-          </w:tcPr>
-          <w:p>
-            <w:r>
-              <w:t>10 business days</w:t>
-            </w:r>
-          </w:p>
-        </w:tc>
-        <w:tc>
-          <w:tcPr>
-            <w:tcW w:type="dxa" w:w="2160"/>
-          </w:tcPr>
-          <w:p>
-            <w:r>
-              <w:t>Monitored</w:t>
-            </w:r>
-          </w:p>
-        </w:tc>
-      </w:tr>
-      <w:tr>
-        <w:tc>
-          <w:tcPr>
-            <w:tcW w:type="dxa" w:w="2160"/>
-          </w:tcPr>
-          <w:p>
-            <w:r>
-              <w:t>Sec-10</w:t>
-            </w:r>
-          </w:p>
-        </w:tc>
-        <w:tc>
-          <w:tcPr>
-            <w:tcW w:type="dxa" w:w="2160"/>
-          </w:tcPr>
-          <w:p>
-            <w:r>
-              <w:t>Marcus Lee</w:t>
-            </w:r>
-          </w:p>
-        </w:tc>
-        <w:tc>
-          <w:tcPr>
-            <w:tcW w:type="dxa" w:w="2160"/>
-          </w:tcPr>
-          <w:p>
-            <w:r>
-              <w:t>5 business days</w:t>
-            </w:r>
-          </w:p>
-        </w:tc>
-        <w:tc>
-          <w:tcPr>
-            <w:tcW w:type="dxa" w:w="2160"/>
-          </w:tcPr>
-          <w:p>
-            <w:r>
-              <w:t>Stage 10 Verified</w:t>
-            </w:r>
-          </w:p>
-        </w:tc>
-      </w:tr>
-    </w:tbl>
-    <w:p>
-      <w:r>
-        <w:rPr>
-          <w:color w:val="808080"/>
-          <w:sz w:val="16"/>
-        </w:rPr>
-        <w:t>Page 10 of 12 | Sales &amp; Marketing Knowledge Hub | Sales Playbooks | SharePoint Online</w:t>
-      </w:r>
-    </w:p>
-    <w:p>
-      <w:r>
-        <w:br w:type="page"/>
-      </w:r>
-    </w:p>
-    <w:p>
-      <w:pPr>
-        <w:pStyle w:val="Heading1"/>
-      </w:pPr>
-      <w:r>
-        <w:t>Section 11: Continuous Improvement Roadmap</w:t>
-      </w:r>
-    </w:p>
-    <w:p>
-      <w:r>
-        <w:t>Structured guide for running a first discovery call, including qualifying questions and the handoff criteria into a technical evaluation. Reviewed for current governance cycle. Section 11 (Continuous Improvement Roadmap) applies to Sales Playbooks within Sales &amp; Marketing Knowledge Hub and is maintained by Marcus Lee. Schedules quarterly optimization milestones, automation targets, and capability reviews.</w:t>
-      </w:r>
-    </w:p>
-    <w:p>
-      <w:r>
-        <w:t>Operational requirement 11.1: Document discovery notes in the CRM within one business day of the call. Secondary control 11.2: Deals without a confirmed economic buyer by discovery end are flagged for coaching.</w:t>
-      </w:r>
-    </w:p>
-    <w:p>
-      <w:pPr>
-        <w:pStyle w:val="ListBullet"/>
-      </w:pPr>
-      <w:r>
-        <w:t>Document discovery notes in the CRM within one business day of the call.</w:t>
-      </w:r>
-    </w:p>
-    <w:p>
-      <w:pPr>
-        <w:pStyle w:val="ListBullet"/>
-      </w:pPr>
-      <w:r>
-        <w:t>Deals without a confirmed economic buyer by discovery end are flagged for coaching.</w:t>
-      </w:r>
-    </w:p>
-    <w:p>
-      <w:pPr>
-        <w:pStyle w:val="ListBullet"/>
-      </w:pPr>
-      <w:r>
-        <w:t>Section 11 review cadence is tracked by Marcus Lee under Sales Playbooks governance.</w:t>
-      </w:r>
-    </w:p>
-    <w:tbl>
-      <w:tblPr>
-        <w:tblStyle w:val="LightGrid-Accent1"/>
-        <w:tblW w:type="auto" w:w="0"/>
-        <w:tblLook w:firstColumn="1" w:firstRow="1" w:lastColumn="0" w:lastRow="0" w:noHBand="0" w:noVBand="1" w:val="04A0"/>
-      </w:tblPr>
-      <w:tblGrid>
-        <w:gridCol w:w="2160"/>
-        <w:gridCol w:w="2160"/>
-        <w:gridCol w:w="2160"/>
-        <w:gridCol w:w="2160"/>
-      </w:tblGrid>
-      <w:tr>
-        <w:tc>
-          <w:tcPr>
-            <w:tcW w:type="dxa" w:w="2160"/>
-          </w:tcPr>
-          <w:p>
-            <w:r>
-              <w:rPr>
-                <w:b/>
-              </w:rPr>
-              <w:t>Control Area</w:t>
-            </w:r>
-          </w:p>
-        </w:tc>
-        <w:tc>
-          <w:tcPr>
-            <w:tcW w:type="dxa" w:w="2160"/>
-          </w:tcPr>
-          <w:p>
-            <w:r>
-              <w:rPr>
-                <w:b/>
-              </w:rPr>
-              <w:t>Owner</w:t>
-            </w:r>
-          </w:p>
-        </w:tc>
-        <w:tc>
-          <w:tcPr>
-            <w:tcW w:type="dxa" w:w="2160"/>
-          </w:tcPr>
-          <w:p>
-            <w:r>
-              <w:rPr>
-                <w:b/>
-              </w:rPr>
-              <w:t>Target SLA</w:t>
-            </w:r>
-          </w:p>
-        </w:tc>
-        <w:tc>
-          <w:tcPr>
-            <w:tcW w:type="dxa" w:w="2160"/>
-          </w:tcPr>
-          <w:p>
-            <w:r>
-              <w:rPr>
-                <w:b/>
-              </w:rPr>
-              <w:t>Verification Status</w:t>
-            </w:r>
-          </w:p>
-        </w:tc>
-      </w:tr>
-      <w:tr>
-        <w:tc>
-          <w:tcPr>
-            <w:tcW w:type="dxa" w:w="2160"/>
-          </w:tcPr>
-          <w:p>
-            <w:r>
-              <w:t>Sales Playbooks</w:t>
-            </w:r>
-          </w:p>
-        </w:tc>
-        <w:tc>
-          <w:tcPr>
-            <w:tcW w:type="dxa" w:w="2160"/>
-          </w:tcPr>
-          <w:p>
-            <w:r>
-              <w:t>Marcus Lee</w:t>
-            </w:r>
-          </w:p>
-        </w:tc>
-        <w:tc>
-          <w:tcPr>
-            <w:tcW w:type="dxa" w:w="2160"/>
-          </w:tcPr>
-          <w:p>
-            <w:r>
-              <w:t>5 business days</w:t>
-            </w:r>
-          </w:p>
-        </w:tc>
-        <w:tc>
-          <w:tcPr>
-            <w:tcW w:type="dxa" w:w="2160"/>
-          </w:tcPr>
-          <w:p>
-            <w:r>
-              <w:t>Verified</w:t>
-            </w:r>
-          </w:p>
-        </w:tc>
-      </w:tr>
-      <w:tr>
-        <w:tc>
-          <w:tcPr>
-            <w:tcW w:type="dxa" w:w="2160"/>
-          </w:tcPr>
-          <w:p>
-            <w:r>
-              <w:t>Discovery Call Guide Gate 1</w:t>
-            </w:r>
-          </w:p>
-        </w:tc>
-        <w:tc>
-          <w:tcPr>
-            <w:tcW w:type="dxa" w:w="2160"/>
-          </w:tcPr>
-          <w:p>
-            <w:r>
-              <w:t>Marcus Lee</w:t>
-            </w:r>
-          </w:p>
-        </w:tc>
-        <w:tc>
-          <w:tcPr>
-            <w:tcW w:type="dxa" w:w="2160"/>
-          </w:tcPr>
-          <w:p>
-            <w:r>
-              <w:t>3 business days</w:t>
-            </w:r>
-          </w:p>
-        </w:tc>
-        <w:tc>
-          <w:tcPr>
-            <w:tcW w:type="dxa" w:w="2160"/>
-          </w:tcPr>
-          <w:p>
-            <w:r>
-              <w:t>Active</w:t>
-            </w:r>
-          </w:p>
-        </w:tc>
-      </w:tr>
-      <w:tr>
-        <w:tc>
-          <w:tcPr>
-            <w:tcW w:type="dxa" w:w="2160"/>
-          </w:tcPr>
-          <w:p>
-            <w:r>
-              <w:t>Discovery Call Guide Gate 2</w:t>
-            </w:r>
-          </w:p>
-        </w:tc>
-        <w:tc>
-          <w:tcPr>
-            <w:tcW w:type="dxa" w:w="2160"/>
-          </w:tcPr>
-          <w:p>
-            <w:r>
-              <w:t>Marcus Lee</w:t>
-            </w:r>
-          </w:p>
-        </w:tc>
-        <w:tc>
-          <w:tcPr>
-            <w:tcW w:type="dxa" w:w="2160"/>
-          </w:tcPr>
-          <w:p>
-            <w:r>
-              <w:t>10 business days</w:t>
-            </w:r>
-          </w:p>
-        </w:tc>
-        <w:tc>
-          <w:tcPr>
-            <w:tcW w:type="dxa" w:w="2160"/>
-          </w:tcPr>
-          <w:p>
-            <w:r>
-              <w:t>Monitored</w:t>
-            </w:r>
-          </w:p>
-        </w:tc>
-      </w:tr>
-      <w:tr>
-        <w:tc>
-          <w:tcPr>
-            <w:tcW w:type="dxa" w:w="2160"/>
-          </w:tcPr>
-          <w:p>
-            <w:r>
-              <w:t>Sec-11</w:t>
-            </w:r>
-          </w:p>
-        </w:tc>
-        <w:tc>
-          <w:tcPr>
-            <w:tcW w:type="dxa" w:w="2160"/>
-          </w:tcPr>
-          <w:p>
-            <w:r>
-              <w:t>Marcus Lee</w:t>
-            </w:r>
-          </w:p>
-        </w:tc>
-        <w:tc>
-          <w:tcPr>
-            <w:tcW w:type="dxa" w:w="2160"/>
-          </w:tcPr>
-          <w:p>
-            <w:r>
-              <w:t>3 business days</w:t>
-            </w:r>
-          </w:p>
-        </w:tc>
-        <w:tc>
-          <w:tcPr>
-            <w:tcW w:type="dxa" w:w="2160"/>
-          </w:tcPr>
-          <w:p>
-            <w:r>
-              <w:t>Stage 11 Verified</w:t>
-            </w:r>
-          </w:p>
-        </w:tc>
-      </w:tr>
-    </w:tbl>
-    <w:p>
-      <w:r>
-        <w:drawing>
-          <wp:inline xmlns:a="http://schemas.openxmlformats.org/drawingml/2006/main" xmlns:pic="http://schemas.openxmlformats.org/drawingml/2006/picture">
-            <wp:extent cx="5303520" cy="1744579"/>
-            <wp:docPr id="6" name="Picture 6"/>
-            <wp:cNvGraphicFramePr>
-              <a:graphicFrameLocks noChangeAspect="1"/>
-            </wp:cNvGraphicFramePr>
-            <a:graphic>
-              <a:graphicData uri="http://schemas.openxmlformats.org/drawingml/2006/picture">
-                <pic:pic>
-                  <pic:nvPicPr>
-                    <pic:cNvPr id="0" name="image.png"/>
-                    <pic:cNvPicPr/>
-                  </pic:nvPicPr>
-                  <pic:blipFill>
-                    <a:blip r:embed="rId10"/>
-                    <a:stretch>
-                      <a:fillRect/>
-                    </a:stretch>
-                  </pic:blipFill>
-                  <pic:spPr>
-                    <a:xfrm>
-                      <a:off x="0" y="0"/>
-                      <a:ext cx="5303520" cy="1744579"/>
-                    </a:xfrm>
-                    <a:prstGeom prst="rect"/>
-                  </pic:spPr>
-                </pic:pic>
-              </a:graphicData>
-            </a:graphic>
-          </wp:inline>
-        </w:drawing>
-      </w:r>
-    </w:p>
-    <w:p>
-      <w:r>
-        <w:rPr>
-          <w:color w:val="808080"/>
-          <w:sz w:val="16"/>
-        </w:rPr>
-        <w:t>Page 11 of 12 | Sales &amp; Marketing Knowledge Hub | Sales Playbooks | SharePoint Online</w:t>
-      </w:r>
-    </w:p>
-    <w:p>
-      <w:r>
-        <w:br w:type="page"/>
-      </w:r>
-    </w:p>
-    <w:p>
-      <w:pPr>
-        <w:pStyle w:val="Heading1"/>
-      </w:pPr>
-      <w:r>
-        <w:t>Section 12: Appendix, Lineage &amp; Sign-off</w:t>
-      </w:r>
-    </w:p>
-    <w:p>
-      <w:r>
-        <w:t>Structured guide for running a first discovery call, including qualifying questions and the handoff criteria into a technical evaluation. Reviewed for current governance cycle. Section 12 (Appendix, Lineage &amp; Sign-off) applies to Sales Playbooks within Sales &amp; Marketing Knowledge Hub and is maintained by Marcus Lee. Records document lineage, governance metadata, version history, and owner sign-off.</w:t>
-      </w:r>
-    </w:p>
-    <w:p>
-      <w:r>
-        <w:t>Operational requirement 12.1: Deals without a confirmed economic buyer by discovery end are flagged for coaching. Secondary control 12.2: Open with business context before diving into current tooling or pain points.</w:t>
-      </w:r>
-    </w:p>
-    <w:p>
-      <w:pPr>
-        <w:pStyle w:val="ListBullet"/>
-      </w:pPr>
-      <w:r>
-        <w:t>Deals without a confirmed economic buyer by discovery end are flagged for coaching.</w:t>
-      </w:r>
-    </w:p>
-    <w:p>
-      <w:pPr>
-        <w:pStyle w:val="ListBullet"/>
-      </w:pPr>
-      <w:r>
-        <w:t>Open with business context before diving into current tooling or pain points.</w:t>
-      </w:r>
-    </w:p>
-    <w:p>
-      <w:pPr>
-        <w:pStyle w:val="ListBullet"/>
-      </w:pPr>
-      <w:r>
-        <w:t>Section 12 review cadence is tracked by Marcus Lee under Sales Playbooks governance.</w:t>
-      </w:r>
-    </w:p>
-    <w:tbl>
-      <w:tblPr>
-        <w:tblStyle w:val="LightGrid-Accent1"/>
-        <w:tblW w:type="auto" w:w="0"/>
-        <w:tblLook w:firstColumn="1" w:firstRow="1" w:lastColumn="0" w:lastRow="0" w:noHBand="0" w:noVBand="1" w:val="04A0"/>
-      </w:tblPr>
-      <w:tblGrid>
-        <w:gridCol w:w="2160"/>
-        <w:gridCol w:w="2160"/>
-        <w:gridCol w:w="2160"/>
-        <w:gridCol w:w="2160"/>
-      </w:tblGrid>
-      <w:tr>
-        <w:tc>
-          <w:tcPr>
-            <w:tcW w:type="dxa" w:w="2160"/>
-          </w:tcPr>
-          <w:p>
-            <w:r>
-              <w:rPr>
-                <w:b/>
-              </w:rPr>
-              <w:t>Control Area</w:t>
-            </w:r>
-          </w:p>
-        </w:tc>
-        <w:tc>
-          <w:tcPr>
-            <w:tcW w:type="dxa" w:w="2160"/>
-          </w:tcPr>
-          <w:p>
-            <w:r>
-              <w:rPr>
-                <w:b/>
-              </w:rPr>
-              <w:t>Owner</w:t>
-            </w:r>
-          </w:p>
-        </w:tc>
-        <w:tc>
-          <w:tcPr>
-            <w:tcW w:type="dxa" w:w="2160"/>
-          </w:tcPr>
-          <w:p>
-            <w:r>
-              <w:rPr>
-                <w:b/>
-              </w:rPr>
-              <w:t>Target SLA</w:t>
-            </w:r>
-          </w:p>
-        </w:tc>
-        <w:tc>
-          <w:tcPr>
-            <w:tcW w:type="dxa" w:w="2160"/>
-          </w:tcPr>
-          <w:p>
-            <w:r>
-              <w:rPr>
-                <w:b/>
-              </w:rPr>
-              <w:t>Verification Status</w:t>
-            </w:r>
-          </w:p>
-        </w:tc>
-      </w:tr>
-      <w:tr>
-        <w:tc>
-          <w:tcPr>
-            <w:tcW w:type="dxa" w:w="2160"/>
-          </w:tcPr>
-          <w:p>
-            <w:r>
-              <w:t>Sales Playbooks</w:t>
-            </w:r>
-          </w:p>
-        </w:tc>
-        <w:tc>
-          <w:tcPr>
-            <w:tcW w:type="dxa" w:w="2160"/>
-          </w:tcPr>
-          <w:p>
-            <w:r>
-              <w:t>Marcus Lee</w:t>
-            </w:r>
-          </w:p>
-        </w:tc>
-        <w:tc>
-          <w:tcPr>
-            <w:tcW w:type="dxa" w:w="2160"/>
-          </w:tcPr>
-          <w:p>
-            <w:r>
-              <w:t>5 business days</w:t>
-            </w:r>
-          </w:p>
-        </w:tc>
-        <w:tc>
-          <w:tcPr>
-            <w:tcW w:type="dxa" w:w="2160"/>
-          </w:tcPr>
-          <w:p>
-            <w:r>
-              <w:t>Verified</w:t>
-            </w:r>
-          </w:p>
-        </w:tc>
-      </w:tr>
-      <w:tr>
-        <w:tc>
-          <w:tcPr>
-            <w:tcW w:type="dxa" w:w="2160"/>
-          </w:tcPr>
-          <w:p>
-            <w:r>
-              <w:t>Discovery Call Guide Gate 1</w:t>
-            </w:r>
-          </w:p>
-        </w:tc>
-        <w:tc>
-          <w:tcPr>
-            <w:tcW w:type="dxa" w:w="2160"/>
-          </w:tcPr>
-          <w:p>
-            <w:r>
-              <w:t>Marcus Lee</w:t>
-            </w:r>
-          </w:p>
-        </w:tc>
-        <w:tc>
-          <w:tcPr>
-            <w:tcW w:type="dxa" w:w="2160"/>
-          </w:tcPr>
-          <w:p>
-            <w:r>
-              <w:t>3 business days</w:t>
-            </w:r>
-          </w:p>
-        </w:tc>
-        <w:tc>
-          <w:tcPr>
-            <w:tcW w:type="dxa" w:w="2160"/>
-          </w:tcPr>
-          <w:p>
-            <w:r>
-              <w:t>Active</w:t>
-            </w:r>
-          </w:p>
-        </w:tc>
-      </w:tr>
-      <w:tr>
-        <w:tc>
-          <w:tcPr>
-            <w:tcW w:type="dxa" w:w="2160"/>
-          </w:tcPr>
-          <w:p>
-            <w:r>
-              <w:t>Discovery Call Guide Gate 2</w:t>
-            </w:r>
-          </w:p>
-        </w:tc>
-        <w:tc>
-          <w:tcPr>
-            <w:tcW w:type="dxa" w:w="2160"/>
-          </w:tcPr>
-          <w:p>
-            <w:r>
-              <w:t>Marcus Lee</w:t>
-            </w:r>
-          </w:p>
-        </w:tc>
-        <w:tc>
-          <w:tcPr>
-            <w:tcW w:type="dxa" w:w="2160"/>
-          </w:tcPr>
-          <w:p>
-            <w:r>
-              <w:t>10 business days</w:t>
-            </w:r>
-          </w:p>
-        </w:tc>
-        <w:tc>
-          <w:tcPr>
-            <w:tcW w:type="dxa" w:w="2160"/>
-          </w:tcPr>
-          <w:p>
-            <w:r>
-              <w:t>Monitored</w:t>
-            </w:r>
-          </w:p>
-        </w:tc>
-      </w:tr>
-      <w:tr>
-        <w:tc>
-          <w:tcPr>
-            <w:tcW w:type="dxa" w:w="2160"/>
-          </w:tcPr>
-          <w:p>
-            <w:r>
-              <w:t>Sec-12</w:t>
-            </w:r>
-          </w:p>
-        </w:tc>
-        <w:tc>
-          <w:tcPr>
-            <w:tcW w:type="dxa" w:w="2160"/>
-          </w:tcPr>
-          <w:p>
-            <w:r>
-              <w:t>Marcus Lee</w:t>
-            </w:r>
-          </w:p>
-        </w:tc>
-        <w:tc>
-          <w:tcPr>
-            <w:tcW w:type="dxa" w:w="2160"/>
-          </w:tcPr>
-          <w:p>
-            <w:r>
-              <w:t>10 business days</w:t>
-            </w:r>
-          </w:p>
-        </w:tc>
-        <w:tc>
-          <w:tcPr>
-            <w:tcW w:type="dxa" w:w="2160"/>
-          </w:tcPr>
-          <w:p>
-            <w:r>
-              <w:t>Stage 12 Verified</w:t>
-            </w:r>
-          </w:p>
-        </w:tc>
-      </w:tr>
-    </w:tbl>
-    <w:p>
-      <w:r>
-        <w:rPr>
-          <w:color w:val="808080"/>
-          <w:sz w:val="16"/>
-        </w:rPr>
-        <w:t>Page 12 of 12 | Sales &amp; Marketing Knowledge Hub | Sales Playbooks | SharePoint Online</w:t>
+        <w:t>Page 6 of 6 | Sales &amp; Marketing Knowledge Hub | Sales Playbooks | SharePoint Online</w:t>
       </w:r>
     </w:p>
     <w:sectPr>
